--- a/docs/Сценарии_использования_системы_Колпащикова_ИСП-402.docx
+++ b/docs/Сценарии_использования_системы_Колпащикова_ИСП-402.docx
@@ -3091,42 +3091,7 @@
           <w:sz w:val="24"/>
           <w:szCs w:val="24"/>
         </w:rPr>
-        <w:t xml:space="preserve">Сценарий </w:t>
-      </w:r>
-      <w:r>
-        <w:rPr>
-          <w:sz w:val="24"/>
-          <w:szCs w:val="24"/>
-        </w:rPr>
-        <w:t>5</w:t>
-      </w:r>
-      <w:r>
-        <w:rPr>
-          <w:sz w:val="24"/>
-          <w:szCs w:val="24"/>
-        </w:rPr>
-        <w:t xml:space="preserve"> представлен на рисунке </w:t>
-      </w:r>
-      <w:r>
-        <w:rPr>
-          <w:sz w:val="24"/>
-          <w:szCs w:val="24"/>
-        </w:rPr>
-        <w:t>5</w:t>
-      </w:r>
-      <w:r>
-        <w:rPr>
-          <w:sz w:val="24"/>
-          <w:szCs w:val="24"/>
-        </w:rPr>
-        <w:t xml:space="preserve">и в таблице </w:t>
-      </w:r>
-      <w:r>
-        <w:rPr>
-          <w:sz w:val="24"/>
-          <w:szCs w:val="24"/>
-        </w:rPr>
-        <w:t>5.</w:t>
+        <w:t>Сценарий 5 представлен на рисунке 5 и в таблице 5.</w:t>
       </w:r>
     </w:p>
     <w:p>
@@ -3182,35 +3147,7 @@
           <w:sz w:val="22"/>
           <w:szCs w:val="22"/>
         </w:rPr>
-        <w:t xml:space="preserve">Рисунок </w:t>
-      </w:r>
-      <w:r>
-        <w:rPr>
-          <w:sz w:val="22"/>
-          <w:szCs w:val="22"/>
-        </w:rPr>
-        <w:t>5</w:t>
-      </w:r>
-      <w:r>
-        <w:rPr>
-          <w:sz w:val="22"/>
-          <w:szCs w:val="22"/>
-        </w:rPr>
-        <w:t xml:space="preserve"> </w:t>
-      </w:r>
-      <w:r>
-        <w:rPr>
-          <w:sz w:val="24"/>
-          <w:szCs w:val="24"/>
-        </w:rPr>
-        <w:sym w:font="Symbol" w:char="F02D"/>
-      </w:r>
-      <w:r>
-        <w:rPr>
-          <w:sz w:val="22"/>
-          <w:szCs w:val="22"/>
-        </w:rPr>
-        <w:t xml:space="preserve"> Диаграмма сценария «Управление складом сырья и ценообразованием»</w:t>
+        <w:t>Рисунок 5 — Диаграмма сценария «Управление сотрудниками администратором»</w:t>
       </w:r>
     </w:p>
     <w:p>

--- a/docs/Сценарии_использования_системы_Колпащикова_ИСП-402.docx
+++ b/docs/Сценарии_использования_системы_Колпащикова_ИСП-402.docx
@@ -12,6 +12,8 @@
           <w:szCs w:val="24"/>
         </w:rPr>
       </w:pPr>
+      <w:bookmarkStart w:id="0" w:name="_GoBack"/>
+      <w:bookmarkEnd w:id="0"/>
       <w:r>
         <w:rPr>
           <w:b/>
@@ -30,14 +32,7 @@
           <w:sz w:val="24"/>
           <w:szCs w:val="24"/>
         </w:rPr>
-        <w:t xml:space="preserve">Сценарий 1 представлен на рисунке 1 и в таблице </w:t>
-      </w:r>
-      <w:r>
-        <w:rPr>
-          <w:sz w:val="24"/>
-          <w:szCs w:val="24"/>
-        </w:rPr>
-        <w:t>1</w:t>
+        <w:t>Сценарий 1 представлен на рисунке 1 и в таблице 1</w:t>
       </w:r>
     </w:p>
     <w:p>
@@ -46,6 +41,9 @@
         <w:jc w:val="center"/>
       </w:pPr>
       <w:r>
+        <w:rPr>
+          <w:noProof/>
+        </w:rPr>
         <w:drawing>
           <wp:inline distT="0" distB="0" distL="0" distR="0" wp14:anchorId="717A24EC" wp14:editId="59E18CC3">
             <wp:extent cx="5420397" cy="3752850"/>
@@ -158,12 +156,6 @@
         <w:gridCol w:w="7300"/>
       </w:tblGrid>
       <w:tr>
-        <w:tblPrEx>
-          <w:tblCellMar>
-            <w:top w:w="0" w:type="dxa"/>
-            <w:bottom w:w="0" w:type="dxa"/>
-          </w:tblCellMar>
-        </w:tblPrEx>
         <w:tc>
           <w:tcPr>
             <w:tcW w:w="2400" w:type="dxa"/>
@@ -203,12 +195,6 @@
         </w:tc>
       </w:tr>
       <w:tr>
-        <w:tblPrEx>
-          <w:tblCellMar>
-            <w:top w:w="0" w:type="dxa"/>
-            <w:bottom w:w="0" w:type="dxa"/>
-          </w:tblCellMar>
-        </w:tblPrEx>
         <w:tc>
           <w:tcPr>
             <w:tcW w:w="2400" w:type="dxa"/>
@@ -248,12 +234,6 @@
         </w:tc>
       </w:tr>
       <w:tr>
-        <w:tblPrEx>
-          <w:tblCellMar>
-            <w:top w:w="0" w:type="dxa"/>
-            <w:bottom w:w="0" w:type="dxa"/>
-          </w:tblCellMar>
-        </w:tblPrEx>
         <w:tc>
           <w:tcPr>
             <w:tcW w:w="2400" w:type="dxa"/>
@@ -303,12 +283,6 @@
         </w:tc>
       </w:tr>
       <w:tr>
-        <w:tblPrEx>
-          <w:tblCellMar>
-            <w:top w:w="0" w:type="dxa"/>
-            <w:bottom w:w="0" w:type="dxa"/>
-          </w:tblCellMar>
-        </w:tblPrEx>
         <w:tc>
           <w:tcPr>
             <w:tcW w:w="2400" w:type="dxa"/>
@@ -342,25 +316,12 @@
                 <w:sz w:val="24"/>
                 <w:szCs w:val="24"/>
               </w:rPr>
-              <w:t>Клиент авторизован в системе</w:t>
-            </w:r>
-            <w:r>
-              <w:rPr>
-                <w:sz w:val="24"/>
-                <w:szCs w:val="24"/>
-              </w:rPr>
-              <w:t>; каталог изделий и остатки сырья на складе актуальны на текущий момент.</w:t>
-            </w:r>
-          </w:p>
-        </w:tc>
-      </w:tr>
-      <w:tr>
-        <w:tblPrEx>
-          <w:tblCellMar>
-            <w:top w:w="0" w:type="dxa"/>
-            <w:bottom w:w="0" w:type="dxa"/>
-          </w:tblCellMar>
-        </w:tblPrEx>
+              <w:t>Клиент авторизован в системе; каталог изделий и остатки сырья на складе актуальны на текущий момент.</w:t>
+            </w:r>
+          </w:p>
+        </w:tc>
+      </w:tr>
+      <w:tr>
         <w:tc>
           <w:tcPr>
             <w:tcW w:w="2400" w:type="dxa"/>
@@ -406,14 +367,7 @@
                 <w:sz w:val="24"/>
                 <w:szCs w:val="24"/>
               </w:rPr>
-              <w:t>2. Кли</w:t>
-            </w:r>
-            <w:r>
-              <w:rPr>
-                <w:sz w:val="24"/>
-                <w:szCs w:val="24"/>
-              </w:rPr>
-              <w:t>ент выбирает начинку из предложенного каталога начинок.</w:t>
+              <w:t>2. Клиент выбирает начинку из предложенного каталога начинок.</w:t>
             </w:r>
           </w:p>
           <w:p>
@@ -463,14 +417,7 @@
                 <w:sz w:val="24"/>
                 <w:szCs w:val="24"/>
               </w:rPr>
-              <w:t>5. Клиент указывает дату, временно</w:t>
-            </w:r>
-            <w:r>
-              <w:rPr>
-                <w:sz w:val="24"/>
-                <w:szCs w:val="24"/>
-              </w:rPr>
-              <w:t>й слот выполнения и способ получения заказа (самовывоз или доставка).</w:t>
+              <w:t>5. Клиент указывает дату, временной слот выполнения и способ получения заказа (самовывоз или доставка).</w:t>
             </w:r>
           </w:p>
           <w:p>
@@ -500,12 +447,6 @@
         </w:tc>
       </w:tr>
       <w:tr>
-        <w:tblPrEx>
-          <w:tblCellMar>
-            <w:top w:w="0" w:type="dxa"/>
-            <w:bottom w:w="0" w:type="dxa"/>
-          </w:tblCellMar>
-        </w:tblPrEx>
         <w:tc>
           <w:tcPr>
             <w:tcW w:w="2400" w:type="dxa"/>
@@ -567,12 +508,6 @@
         </w:tc>
       </w:tr>
       <w:tr>
-        <w:tblPrEx>
-          <w:tblCellMar>
-            <w:top w:w="0" w:type="dxa"/>
-            <w:bottom w:w="0" w:type="dxa"/>
-          </w:tblCellMar>
-        </w:tblPrEx>
         <w:tc>
           <w:tcPr>
             <w:tcW w:w="2400" w:type="dxa"/>
@@ -621,25 +556,12 @@
                 <w:sz w:val="24"/>
                 <w:szCs w:val="24"/>
               </w:rPr>
-              <w:t xml:space="preserve"> система исключает данный вариант из списка доступных в конструкторе и пр</w:t>
-            </w:r>
-            <w:r>
-              <w:rPr>
-                <w:sz w:val="24"/>
-                <w:szCs w:val="24"/>
-              </w:rPr>
-              <w:t>едлагает клиенту альтернативу.</w:t>
-            </w:r>
-          </w:p>
-        </w:tc>
-      </w:tr>
-      <w:tr>
-        <w:tblPrEx>
-          <w:tblCellMar>
-            <w:top w:w="0" w:type="dxa"/>
-            <w:bottom w:w="0" w:type="dxa"/>
-          </w:tblCellMar>
-        </w:tblPrEx>
+              <w:t xml:space="preserve"> система исключает данный вариант из списка доступных в конструкторе и предлагает клиенту альтернативу.</w:t>
+            </w:r>
+          </w:p>
+        </w:tc>
+      </w:tr>
+      <w:tr>
         <w:tc>
           <w:tcPr>
             <w:tcW w:w="2400" w:type="dxa"/>
@@ -693,12 +615,6 @@
         </w:tc>
       </w:tr>
       <w:tr>
-        <w:tblPrEx>
-          <w:tblCellMar>
-            <w:top w:w="0" w:type="dxa"/>
-            <w:bottom w:w="0" w:type="dxa"/>
-          </w:tblCellMar>
-        </w:tblPrEx>
         <w:tc>
           <w:tcPr>
             <w:tcW w:w="2400" w:type="dxa"/>
@@ -775,6 +691,9 @@
         <w:jc w:val="center"/>
       </w:pPr>
       <w:r>
+        <w:rPr>
+          <w:noProof/>
+        </w:rPr>
         <w:drawing>
           <wp:inline distT="0" distB="0" distL="0" distR="0" wp14:anchorId="66611439" wp14:editId="6D8E79D6">
             <wp:extent cx="4629150" cy="3535572"/>
@@ -836,14 +755,7 @@
           <w:sz w:val="22"/>
           <w:szCs w:val="22"/>
         </w:rPr>
-        <w:t xml:space="preserve"> Диаграмма сценария «Произво</w:t>
-      </w:r>
-      <w:r>
-        <w:rPr>
-          <w:sz w:val="22"/>
-          <w:szCs w:val="22"/>
-        </w:rPr>
-        <w:t>дство изделия и списание сырья кондитером»</w:t>
+        <w:t xml:space="preserve"> Диаграмма сценария «Производство изделия и списание сырья кондитером»</w:t>
       </w:r>
     </w:p>
     <w:p>
@@ -894,12 +806,6 @@
         <w:gridCol w:w="7300"/>
       </w:tblGrid>
       <w:tr>
-        <w:tblPrEx>
-          <w:tblCellMar>
-            <w:top w:w="0" w:type="dxa"/>
-            <w:bottom w:w="0" w:type="dxa"/>
-          </w:tblCellMar>
-        </w:tblPrEx>
         <w:tc>
           <w:tcPr>
             <w:tcW w:w="2400" w:type="dxa"/>
@@ -939,12 +845,6 @@
         </w:tc>
       </w:tr>
       <w:tr>
-        <w:tblPrEx>
-          <w:tblCellMar>
-            <w:top w:w="0" w:type="dxa"/>
-            <w:bottom w:w="0" w:type="dxa"/>
-          </w:tblCellMar>
-        </w:tblPrEx>
         <w:tc>
           <w:tcPr>
             <w:tcW w:w="2400" w:type="dxa"/>
@@ -984,12 +884,6 @@
         </w:tc>
       </w:tr>
       <w:tr>
-        <w:tblPrEx>
-          <w:tblCellMar>
-            <w:top w:w="0" w:type="dxa"/>
-            <w:bottom w:w="0" w:type="dxa"/>
-          </w:tblCellMar>
-        </w:tblPrEx>
         <w:tc>
           <w:tcPr>
             <w:tcW w:w="2400" w:type="dxa"/>
@@ -1039,12 +933,6 @@
         </w:tc>
       </w:tr>
       <w:tr>
-        <w:tblPrEx>
-          <w:tblCellMar>
-            <w:top w:w="0" w:type="dxa"/>
-            <w:bottom w:w="0" w:type="dxa"/>
-          </w:tblCellMar>
-        </w:tblPrEx>
         <w:tc>
           <w:tcPr>
             <w:tcW w:w="2400" w:type="dxa"/>
@@ -1098,12 +986,6 @@
         </w:tc>
       </w:tr>
       <w:tr>
-        <w:tblPrEx>
-          <w:tblCellMar>
-            <w:top w:w="0" w:type="dxa"/>
-            <w:bottom w:w="0" w:type="dxa"/>
-          </w:tblCellMar>
-        </w:tblPrEx>
         <w:tc>
           <w:tcPr>
             <w:tcW w:w="2400" w:type="dxa"/>
@@ -1138,14 +1020,7 @@
                 <w:sz w:val="24"/>
                 <w:szCs w:val="24"/>
               </w:rPr>
-              <w:t>1. Кондитер открывает список заказов, назначенных на текущий день, в производственном</w:t>
-            </w:r>
-            <w:r>
-              <w:rPr>
-                <w:sz w:val="24"/>
-                <w:szCs w:val="24"/>
-              </w:rPr>
-              <w:t xml:space="preserve"> календаре.</w:t>
+              <w:t>1. Кондитер открывает список заказов, назначенных на текущий день, в производственном календаре.</w:t>
             </w:r>
           </w:p>
           <w:p>
@@ -1207,14 +1082,7 @@
                 <w:sz w:val="24"/>
                 <w:szCs w:val="24"/>
               </w:rPr>
-              <w:t>5. Система автоматически уменьшает остатки соответству</w:t>
-            </w:r>
-            <w:r>
-              <w:rPr>
-                <w:sz w:val="24"/>
-                <w:szCs w:val="24"/>
-              </w:rPr>
-              <w:t>ющего сырья на складе на списанное количество.</w:t>
+              <w:t>5. Система автоматически уменьшает остатки соответствующего сырья на складе на списанное количество.</w:t>
             </w:r>
           </w:p>
           <w:p>
@@ -1244,12 +1112,6 @@
         </w:tc>
       </w:tr>
       <w:tr>
-        <w:tblPrEx>
-          <w:tblCellMar>
-            <w:top w:w="0" w:type="dxa"/>
-            <w:bottom w:w="0" w:type="dxa"/>
-          </w:tblCellMar>
-        </w:tblPrEx>
         <w:tc>
           <w:tcPr>
             <w:tcW w:w="2400" w:type="dxa"/>
@@ -1283,14 +1145,7 @@
                 <w:sz w:val="24"/>
                 <w:szCs w:val="24"/>
               </w:rPr>
-              <w:t>На ша</w:t>
-            </w:r>
-            <w:r>
-              <w:rPr>
-                <w:sz w:val="24"/>
-                <w:szCs w:val="24"/>
-              </w:rPr>
-              <w:t xml:space="preserve">ге 4 фактический расход сырья превышает его остаток, зафиксированный в системе, </w:t>
+              <w:t xml:space="preserve">На шаге 4 фактический расход сырья превышает его остаток, зафиксированный в системе, </w:t>
             </w:r>
             <w:r>
               <w:rPr>
@@ -1310,12 +1165,6 @@
         </w:tc>
       </w:tr>
       <w:tr>
-        <w:tblPrEx>
-          <w:tblCellMar>
-            <w:top w:w="0" w:type="dxa"/>
-            <w:bottom w:w="0" w:type="dxa"/>
-          </w:tblCellMar>
-        </w:tblPrEx>
         <w:tc>
           <w:tcPr>
             <w:tcW w:w="2400" w:type="dxa"/>
@@ -1349,14 +1198,7 @@
                 <w:sz w:val="24"/>
                 <w:szCs w:val="24"/>
               </w:rPr>
-              <w:t xml:space="preserve">До </w:t>
-            </w:r>
-            <w:r>
-              <w:rPr>
-                <w:sz w:val="24"/>
-                <w:szCs w:val="24"/>
-              </w:rPr>
-              <w:t xml:space="preserve">начала выполнения основного потока кондитер обнаруживает нехватку сырья, необходимого для изготовления изделия, </w:t>
+              <w:t xml:space="preserve">До начала выполнения основного потока кондитер обнаруживает нехватку сырья, необходимого для изготовления изделия, </w:t>
             </w:r>
             <w:r>
               <w:rPr>
@@ -1390,12 +1232,6 @@
         </w:tc>
       </w:tr>
       <w:tr>
-        <w:tblPrEx>
-          <w:tblCellMar>
-            <w:top w:w="0" w:type="dxa"/>
-            <w:bottom w:w="0" w:type="dxa"/>
-          </w:tblCellMar>
-        </w:tblPrEx>
         <w:tc>
           <w:tcPr>
             <w:tcW w:w="2400" w:type="dxa"/>
@@ -1449,12 +1285,6 @@
         </w:tc>
       </w:tr>
       <w:tr>
-        <w:tblPrEx>
-          <w:tblCellMar>
-            <w:top w:w="0" w:type="dxa"/>
-            <w:bottom w:w="0" w:type="dxa"/>
-          </w:tblCellMar>
-        </w:tblPrEx>
         <w:tc>
           <w:tcPr>
             <w:tcW w:w="2400" w:type="dxa"/>
@@ -1488,14 +1318,7 @@
                 <w:sz w:val="24"/>
                 <w:szCs w:val="24"/>
               </w:rPr>
-              <w:t>Списание сырья со склада должно выполняться автоматически, без участия оператора, с точность</w:t>
-            </w:r>
-            <w:r>
-              <w:rPr>
-                <w:sz w:val="24"/>
-                <w:szCs w:val="24"/>
-              </w:rPr>
-              <w:t>ю до грамма, указанного в технологической карте (согласно требованию NFR-03).</w:t>
+              <w:t>Списание сырья со склада должно выполняться автоматически, без участия оператора, с точностью до грамма, указанного в технологической карте (согласно требованию NFR-03).</w:t>
             </w:r>
           </w:p>
         </w:tc>
@@ -1530,6 +1353,9 @@
         <w:jc w:val="center"/>
       </w:pPr>
       <w:r>
+        <w:rPr>
+          <w:noProof/>
+        </w:rPr>
         <w:lastRenderedPageBreak/>
         <w:drawing>
           <wp:inline distT="0" distB="0" distL="0" distR="0" wp14:anchorId="20CD5908" wp14:editId="44D11287">
@@ -1657,12 +1483,6 @@
         <w:gridCol w:w="7300"/>
       </w:tblGrid>
       <w:tr>
-        <w:tblPrEx>
-          <w:tblCellMar>
-            <w:top w:w="0" w:type="dxa"/>
-            <w:bottom w:w="0" w:type="dxa"/>
-          </w:tblCellMar>
-        </w:tblPrEx>
         <w:tc>
           <w:tcPr>
             <w:tcW w:w="2400" w:type="dxa"/>
@@ -1702,12 +1522,6 @@
         </w:tc>
       </w:tr>
       <w:tr>
-        <w:tblPrEx>
-          <w:tblCellMar>
-            <w:top w:w="0" w:type="dxa"/>
-            <w:bottom w:w="0" w:type="dxa"/>
-          </w:tblCellMar>
-        </w:tblPrEx>
         <w:tc>
           <w:tcPr>
             <w:tcW w:w="2400" w:type="dxa"/>
@@ -1747,12 +1561,6 @@
         </w:tc>
       </w:tr>
       <w:tr>
-        <w:tblPrEx>
-          <w:tblCellMar>
-            <w:top w:w="0" w:type="dxa"/>
-            <w:bottom w:w="0" w:type="dxa"/>
-          </w:tblCellMar>
-        </w:tblPrEx>
         <w:tc>
           <w:tcPr>
             <w:tcW w:w="2400" w:type="dxa"/>
@@ -1802,12 +1610,6 @@
         </w:tc>
       </w:tr>
       <w:tr>
-        <w:tblPrEx>
-          <w:tblCellMar>
-            <w:top w:w="0" w:type="dxa"/>
-            <w:bottom w:w="0" w:type="dxa"/>
-          </w:tblCellMar>
-        </w:tblPrEx>
         <w:tc>
           <w:tcPr>
             <w:tcW w:w="2400" w:type="dxa"/>
@@ -1847,12 +1649,6 @@
         </w:tc>
       </w:tr>
       <w:tr>
-        <w:tblPrEx>
-          <w:tblCellMar>
-            <w:top w:w="0" w:type="dxa"/>
-            <w:bottom w:w="0" w:type="dxa"/>
-          </w:tblCellMar>
-        </w:tblPrEx>
         <w:tc>
           <w:tcPr>
             <w:tcW w:w="2400" w:type="dxa"/>
@@ -1900,14 +1696,7 @@
                 <w:sz w:val="24"/>
                 <w:szCs w:val="24"/>
               </w:rPr>
-              <w:t>том зоны обслуживания и его текущей загрузки</w:t>
-            </w:r>
-            <w:r>
-              <w:rPr>
-                <w:sz w:val="24"/>
-                <w:szCs w:val="24"/>
-              </w:rPr>
-              <w:t>.</w:t>
+              <w:t>том зоны обслуживания и его текущей загрузки.</w:t>
             </w:r>
           </w:p>
           <w:p>
@@ -1919,14 +1708,7 @@
                 <w:sz w:val="24"/>
                 <w:szCs w:val="24"/>
               </w:rPr>
-              <w:t>2. Курьер получает уведомление о назначенном заказе с указанием адреса, вр</w:t>
-            </w:r>
-            <w:r>
-              <w:rPr>
-                <w:sz w:val="24"/>
-                <w:szCs w:val="24"/>
-              </w:rPr>
-              <w:t>еменного слота доставки и состава заказа.</w:t>
+              <w:t>2. Курьер получает уведомление о назначенном заказе с указанием адреса, временного слота доставки и состава заказа.</w:t>
             </w:r>
           </w:p>
           <w:p>
@@ -1962,14 +1744,7 @@
                 <w:sz w:val="24"/>
                 <w:szCs w:val="24"/>
               </w:rPr>
-              <w:t>5. Система рассчитывает и отобража</w:t>
-            </w:r>
-            <w:r>
-              <w:rPr>
-                <w:sz w:val="24"/>
-                <w:szCs w:val="24"/>
-              </w:rPr>
-              <w:t>ет клиенту ориентировочное время прибытия заказа.</w:t>
+              <w:t>5. Система рассчитывает и отображает клиенту ориентировочное время прибытия заказа.</w:t>
             </w:r>
           </w:p>
           <w:p>
@@ -1999,12 +1774,6 @@
         </w:tc>
       </w:tr>
       <w:tr>
-        <w:tblPrEx>
-          <w:tblCellMar>
-            <w:top w:w="0" w:type="dxa"/>
-            <w:bottom w:w="0" w:type="dxa"/>
-          </w:tblCellMar>
-        </w:tblPrEx>
         <w:tc>
           <w:tcPr>
             <w:tcW w:w="2400" w:type="dxa"/>
@@ -2020,15 +1789,7 @@
                 <w:sz w:val="24"/>
                 <w:szCs w:val="24"/>
               </w:rPr>
-              <w:t xml:space="preserve">Альтернативный </w:t>
-            </w:r>
-            <w:r>
-              <w:rPr>
-                <w:bCs/>
-                <w:sz w:val="24"/>
-                <w:szCs w:val="24"/>
-              </w:rPr>
-              <w:t>поток 1</w:t>
+              <w:t>Альтернативный поток 1</w:t>
             </w:r>
           </w:p>
         </w:tc>
@@ -2060,25 +1821,12 @@
                 <w:sz w:val="24"/>
                 <w:szCs w:val="24"/>
               </w:rPr>
-              <w:t xml:space="preserve"> курьер отмечает невозможность доставки с указанием причины, статус заказа переходит в значение «Проблема с доставкой», администратор получает соответствующее уведомление </w:t>
-            </w:r>
-            <w:r>
-              <w:rPr>
-                <w:sz w:val="24"/>
-                <w:szCs w:val="24"/>
-              </w:rPr>
-              <w:t>для принятия решения.</w:t>
-            </w:r>
-          </w:p>
-        </w:tc>
-      </w:tr>
-      <w:tr>
-        <w:tblPrEx>
-          <w:tblCellMar>
-            <w:top w:w="0" w:type="dxa"/>
-            <w:bottom w:w="0" w:type="dxa"/>
-          </w:tblCellMar>
-        </w:tblPrEx>
+              <w:t xml:space="preserve"> курьер отмечает невозможность доставки с указанием причины, статус заказа переходит в значение «Проблема с доставкой», администратор получает соответствующее уведомление для принятия решения.</w:t>
+            </w:r>
+          </w:p>
+        </w:tc>
+      </w:tr>
+      <w:tr>
         <w:tc>
           <w:tcPr>
             <w:tcW w:w="2400" w:type="dxa"/>
@@ -2133,12 +1881,6 @@
         </w:tc>
       </w:tr>
       <w:tr>
-        <w:tblPrEx>
-          <w:tblCellMar>
-            <w:top w:w="0" w:type="dxa"/>
-            <w:bottom w:w="0" w:type="dxa"/>
-          </w:tblCellMar>
-        </w:tblPrEx>
         <w:tc>
           <w:tcPr>
             <w:tcW w:w="2400" w:type="dxa"/>
@@ -2172,14 +1914,7 @@
                 <w:sz w:val="24"/>
                 <w:szCs w:val="24"/>
               </w:rPr>
-              <w:t>Заказ пер</w:t>
-            </w:r>
-            <w:r>
-              <w:rPr>
-                <w:sz w:val="24"/>
-                <w:szCs w:val="24"/>
-              </w:rPr>
-              <w:t>евед</w:t>
+              <w:t>Заказ перевед</w:t>
             </w:r>
             <w:r>
               <w:rPr>
@@ -2199,12 +1934,6 @@
         </w:tc>
       </w:tr>
       <w:tr>
-        <w:tblPrEx>
-          <w:tblCellMar>
-            <w:top w:w="0" w:type="dxa"/>
-            <w:bottom w:w="0" w:type="dxa"/>
-          </w:tblCellMar>
-        </w:tblPrEx>
         <w:tc>
           <w:tcPr>
             <w:tcW w:w="2400" w:type="dxa"/>
@@ -2276,14 +2005,7 @@
           <w:sz w:val="24"/>
           <w:szCs w:val="24"/>
         </w:rPr>
-        <w:t>Сцена</w:t>
-      </w:r>
-      <w:r>
-        <w:rPr>
-          <w:sz w:val="24"/>
-          <w:szCs w:val="24"/>
-        </w:rPr>
-        <w:t>рий 4 представлен на рисунке 4 и в таблице 4</w:t>
+        <w:t>Сценарий 4 представлен на рисунке 4 и в таблице 4</w:t>
       </w:r>
     </w:p>
     <w:p>
@@ -2292,6 +2014,9 @@
         <w:jc w:val="center"/>
       </w:pPr>
       <w:r>
+        <w:rPr>
+          <w:noProof/>
+        </w:rPr>
         <w:drawing>
           <wp:inline distT="0" distB="0" distL="0" distR="0" wp14:anchorId="623C27B7" wp14:editId="00347AF6">
             <wp:extent cx="5417779" cy="3686175"/>
@@ -2404,12 +2129,6 @@
         <w:gridCol w:w="7300"/>
       </w:tblGrid>
       <w:tr>
-        <w:tblPrEx>
-          <w:tblCellMar>
-            <w:top w:w="0" w:type="dxa"/>
-            <w:bottom w:w="0" w:type="dxa"/>
-          </w:tblCellMar>
-        </w:tblPrEx>
         <w:tc>
           <w:tcPr>
             <w:tcW w:w="2400" w:type="dxa"/>
@@ -2449,12 +2168,6 @@
         </w:tc>
       </w:tr>
       <w:tr>
-        <w:tblPrEx>
-          <w:tblCellMar>
-            <w:top w:w="0" w:type="dxa"/>
-            <w:bottom w:w="0" w:type="dxa"/>
-          </w:tblCellMar>
-        </w:tblPrEx>
         <w:tc>
           <w:tcPr>
             <w:tcW w:w="2400" w:type="dxa"/>
@@ -2494,12 +2207,6 @@
         </w:tc>
       </w:tr>
       <w:tr>
-        <w:tblPrEx>
-          <w:tblCellMar>
-            <w:top w:w="0" w:type="dxa"/>
-            <w:bottom w:w="0" w:type="dxa"/>
-          </w:tblCellMar>
-        </w:tblPrEx>
         <w:tc>
           <w:tcPr>
             <w:tcW w:w="2400" w:type="dxa"/>
@@ -2549,12 +2256,6 @@
         </w:tc>
       </w:tr>
       <w:tr>
-        <w:tblPrEx>
-          <w:tblCellMar>
-            <w:top w:w="0" w:type="dxa"/>
-            <w:bottom w:w="0" w:type="dxa"/>
-          </w:tblCellMar>
-        </w:tblPrEx>
         <w:tc>
           <w:tcPr>
             <w:tcW w:w="2400" w:type="dxa"/>
@@ -2608,12 +2309,6 @@
         </w:tc>
       </w:tr>
       <w:tr>
-        <w:tblPrEx>
-          <w:tblCellMar>
-            <w:top w:w="0" w:type="dxa"/>
-            <w:bottom w:w="0" w:type="dxa"/>
-          </w:tblCellMar>
-        </w:tblPrEx>
         <w:tc>
           <w:tcPr>
             <w:tcW w:w="2400" w:type="dxa"/>
@@ -2659,14 +2354,7 @@
                 <w:sz w:val="24"/>
                 <w:szCs w:val="24"/>
               </w:rPr>
-              <w:t>2. Администратор вносит в систему данные о поступившей партии сырья: наименование, количество, закупочную цену и срок г</w:t>
-            </w:r>
-            <w:r>
-              <w:rPr>
-                <w:sz w:val="24"/>
-                <w:szCs w:val="24"/>
-              </w:rPr>
-              <w:t>одности.</w:t>
+              <w:t>2. Администратор вносит в систему данные о поступившей партии сырья: наименование, количество, закупочную цену и срок годности.</w:t>
             </w:r>
           </w:p>
           <w:p>
@@ -2743,14 +2431,7 @@
                 <w:sz w:val="24"/>
                 <w:szCs w:val="24"/>
               </w:rPr>
-              <w:t>т по выручке и прибыли предприятия за выбранный период (день, неделя, месяц</w:t>
-            </w:r>
-            <w:r>
-              <w:rPr>
-                <w:sz w:val="24"/>
-                <w:szCs w:val="24"/>
-              </w:rPr>
-              <w:t>) по формуле (4).</w:t>
+              <w:t>т по выручке и прибыли предприятия за выбранный период (день, неделя, месяц) по формуле (4).</w:t>
             </w:r>
           </w:p>
           <w:p>
@@ -2782,12 +2463,6 @@
         </w:tc>
       </w:tr>
       <w:tr>
-        <w:tblPrEx>
-          <w:tblCellMar>
-            <w:top w:w="0" w:type="dxa"/>
-            <w:bottom w:w="0" w:type="dxa"/>
-          </w:tblCellMar>
-        </w:tblPrEx>
         <w:tc>
           <w:tcPr>
             <w:tcW w:w="2400" w:type="dxa"/>
@@ -2836,23 +2511,7 @@
                 <w:sz w:val="24"/>
                 <w:szCs w:val="24"/>
               </w:rPr>
-              <w:t xml:space="preserve"> система запрашивает у администратора ручной в</w:t>
-            </w:r>
-            <w:bookmarkStart w:id="0" w:name="_GoBack"/>
-            <w:bookmarkEnd w:id="0"/>
-            <w:r>
-              <w:rPr>
-                <w:sz w:val="24"/>
-                <w:szCs w:val="24"/>
-              </w:rPr>
-              <w:t>вод цены перед выполнен</w:t>
-            </w:r>
-            <w:r>
-              <w:rPr>
-                <w:sz w:val="24"/>
-                <w:szCs w:val="24"/>
-              </w:rPr>
-              <w:t>ием пересч</w:t>
+              <w:t xml:space="preserve"> система запрашивает у администратора ручной ввод цены перед выполнением пересч</w:t>
             </w:r>
             <w:r>
               <w:rPr>
@@ -2872,12 +2531,6 @@
         </w:tc>
       </w:tr>
       <w:tr>
-        <w:tblPrEx>
-          <w:tblCellMar>
-            <w:top w:w="0" w:type="dxa"/>
-            <w:bottom w:w="0" w:type="dxa"/>
-          </w:tblCellMar>
-        </w:tblPrEx>
         <w:tc>
           <w:tcPr>
             <w:tcW w:w="2400" w:type="dxa"/>
@@ -2939,25 +2592,12 @@
                 <w:sz w:val="24"/>
                 <w:szCs w:val="24"/>
               </w:rPr>
-              <w:t>те как убыточное и предлагает администратору скорректиро</w:t>
-            </w:r>
-            <w:r>
-              <w:rPr>
-                <w:sz w:val="24"/>
-                <w:szCs w:val="24"/>
-              </w:rPr>
-              <w:t>вать цену.</w:t>
-            </w:r>
-          </w:p>
-        </w:tc>
-      </w:tr>
-      <w:tr>
-        <w:tblPrEx>
-          <w:tblCellMar>
-            <w:top w:w="0" w:type="dxa"/>
-            <w:bottom w:w="0" w:type="dxa"/>
-          </w:tblCellMar>
-        </w:tblPrEx>
+              <w:t>те как убыточное и предлагает администратору скорректировать цену.</w:t>
+            </w:r>
+          </w:p>
+        </w:tc>
+      </w:tr>
+      <w:tr>
         <w:tc>
           <w:tcPr>
             <w:tcW w:w="2400" w:type="dxa"/>
@@ -3011,12 +2651,6 @@
         </w:tc>
       </w:tr>
       <w:tr>
-        <w:tblPrEx>
-          <w:tblCellMar>
-            <w:top w:w="0" w:type="dxa"/>
-            <w:bottom w:w="0" w:type="dxa"/>
-          </w:tblCellMar>
-        </w:tblPrEx>
         <w:tc>
           <w:tcPr>
             <w:tcW w:w="2400" w:type="dxa"/>
@@ -3064,14 +2698,7 @@
                 <w:sz w:val="24"/>
                 <w:szCs w:val="24"/>
               </w:rPr>
-              <w:t>т себестоимости изделия должен отображаться не более чем за 2</w:t>
-            </w:r>
-            <w:r>
-              <w:rPr>
-                <w:sz w:val="24"/>
-                <w:szCs w:val="24"/>
-              </w:rPr>
-              <w:t>0 секунд после изменения состава заказа или закупочной цены ингредиента (согласно требованию NFR-01).</w:t>
+              <w:t>т себестоимости изделия должен отображаться не более чем за 20 секунд после изменения состава заказа или закупочной цены ингредиента (согласно требованию NFR-01).</w:t>
             </w:r>
           </w:p>
         </w:tc>
@@ -3100,6 +2727,9 @@
         <w:jc w:val="center"/>
       </w:pPr>
       <w:r>
+        <w:rPr>
+          <w:noProof/>
+        </w:rPr>
         <w:drawing>
           <wp:inline distT="0" distB="0" distL="0" distR="0" wp14:anchorId="40700C02" wp14:editId="091BC2A6">
             <wp:extent cx="5253668" cy="2914650"/>
@@ -3159,21 +2789,7 @@
           <w:sz w:val="24"/>
           <w:szCs w:val="24"/>
         </w:rPr>
-        <w:t xml:space="preserve">Таблица </w:t>
-      </w:r>
-      <w:r>
-        <w:rPr>
-          <w:sz w:val="24"/>
-          <w:szCs w:val="24"/>
-        </w:rPr>
-        <w:t>5</w:t>
-      </w:r>
-      <w:r>
-        <w:rPr>
-          <w:sz w:val="24"/>
-          <w:szCs w:val="24"/>
-        </w:rPr>
-        <w:t xml:space="preserve"> </w:t>
+        <w:t xml:space="preserve">Таблица 5 </w:t>
       </w:r>
       <w:r>
         <w:rPr>
@@ -3187,14 +2803,7 @@
           <w:sz w:val="24"/>
           <w:szCs w:val="24"/>
         </w:rPr>
-        <w:t xml:space="preserve"> Сценарий </w:t>
-      </w:r>
-      <w:r>
-        <w:rPr>
-          <w:sz w:val="24"/>
-          <w:szCs w:val="24"/>
-        </w:rPr>
-        <w:t>5</w:t>
+        <w:t xml:space="preserve"> Сценарий 5</w:t>
       </w:r>
     </w:p>
     <w:tbl>
@@ -3219,12 +2828,6 @@
         <w:gridCol w:w="7300"/>
       </w:tblGrid>
       <w:tr>
-        <w:tblPrEx>
-          <w:tblCellMar>
-            <w:top w:w="0" w:type="dxa"/>
-            <w:bottom w:w="0" w:type="dxa"/>
-          </w:tblCellMar>
-        </w:tblPrEx>
         <w:tc>
           <w:tcPr>
             <w:tcW w:w="2400" w:type="dxa"/>
@@ -3281,12 +2884,6 @@
         </w:tc>
       </w:tr>
       <w:tr>
-        <w:tblPrEx>
-          <w:tblCellMar>
-            <w:top w:w="0" w:type="dxa"/>
-            <w:bottom w:w="0" w:type="dxa"/>
-          </w:tblCellMar>
-        </w:tblPrEx>
         <w:tc>
           <w:tcPr>
             <w:tcW w:w="2400" w:type="dxa"/>
@@ -3336,12 +2933,6 @@
         </w:tc>
       </w:tr>
       <w:tr>
-        <w:tblPrEx>
-          <w:tblCellMar>
-            <w:top w:w="0" w:type="dxa"/>
-            <w:bottom w:w="0" w:type="dxa"/>
-          </w:tblCellMar>
-        </w:tblPrEx>
         <w:tc>
           <w:tcPr>
             <w:tcW w:w="2400" w:type="dxa"/>
@@ -3399,12 +2990,6 @@
         </w:tc>
       </w:tr>
       <w:tr>
-        <w:tblPrEx>
-          <w:tblCellMar>
-            <w:top w:w="0" w:type="dxa"/>
-            <w:bottom w:w="0" w:type="dxa"/>
-          </w:tblCellMar>
-        </w:tblPrEx>
         <w:tc>
           <w:tcPr>
             <w:tcW w:w="2400" w:type="dxa"/>
@@ -3453,12 +3038,6 @@
         </w:tc>
       </w:tr>
       <w:tr>
-        <w:tblPrEx>
-          <w:tblCellMar>
-            <w:top w:w="0" w:type="dxa"/>
-            <w:bottom w:w="0" w:type="dxa"/>
-          </w:tblCellMar>
-        </w:tblPrEx>
         <w:tc>
           <w:tcPr>
             <w:tcW w:w="2400" w:type="dxa"/>
@@ -3557,7 +3136,21 @@
                 <w:szCs w:val="24"/>
               </w:rPr>
               <w:br/>
-              <w:t>8. Система проверяет корректность введённых данных, сохраняет изменения и обновляет список сотрудников.</w:t>
+              <w:t>8. Система проверяет корректность введ</w:t>
+            </w:r>
+            <w:r>
+              <w:rPr>
+                <w:sz w:val="24"/>
+                <w:szCs w:val="24"/>
+              </w:rPr>
+              <w:t>е</w:t>
+            </w:r>
+            <w:r>
+              <w:rPr>
+                <w:sz w:val="24"/>
+                <w:szCs w:val="24"/>
+              </w:rPr>
+              <w:t>нных данных, сохраняет изменения и обновляет список сотрудников.</w:t>
             </w:r>
             <w:r>
               <w:rPr>
@@ -3571,12 +3164,6 @@
         </w:tc>
       </w:tr>
       <w:tr>
-        <w:tblPrEx>
-          <w:tblCellMar>
-            <w:top w:w="0" w:type="dxa"/>
-            <w:bottom w:w="0" w:type="dxa"/>
-          </w:tblCellMar>
-        </w:tblPrEx>
         <w:tc>
           <w:tcPr>
             <w:tcW w:w="2400" w:type="dxa"/>
@@ -3625,12 +3212,6 @@
         </w:tc>
       </w:tr>
       <w:tr>
-        <w:tblPrEx>
-          <w:tblCellMar>
-            <w:top w:w="0" w:type="dxa"/>
-            <w:bottom w:w="0" w:type="dxa"/>
-          </w:tblCellMar>
-        </w:tblPrEx>
         <w:tc>
           <w:tcPr>
             <w:tcW w:w="2400" w:type="dxa"/>
@@ -3679,12 +3260,6 @@
         </w:tc>
       </w:tr>
       <w:tr>
-        <w:tblPrEx>
-          <w:tblCellMar>
-            <w:top w:w="0" w:type="dxa"/>
-            <w:bottom w:w="0" w:type="dxa"/>
-          </w:tblCellMar>
-        </w:tblPrEx>
         <w:tc>
           <w:tcPr>
             <w:tcW w:w="2400" w:type="dxa"/>
@@ -3733,12 +3308,6 @@
         </w:tc>
       </w:tr>
       <w:tr>
-        <w:tblPrEx>
-          <w:tblCellMar>
-            <w:top w:w="0" w:type="dxa"/>
-            <w:bottom w:w="0" w:type="dxa"/>
-          </w:tblCellMar>
-        </w:tblPrEx>
         <w:tc>
           <w:tcPr>
             <w:tcW w:w="2400" w:type="dxa"/>
